--- a/SAYEED_S384116/Week_11_Preparation/20-Day_Business_Analyst_Professional_Development_Plan.docx
+++ b/SAYEED_S384116/Week_11_Preparation/20-Day_Business_Analyst_Professional_Development_Plan.docx
@@ -164,15 +164,7 @@
           </w:tcPr>
           <w:p>
             <w:r>
-              <w:t xml:space="preserve">Data cleaning, </w:t>
-            </w:r>
-            <w:proofErr w:type="gramStart"/>
-            <w:r>
-              <w:t>pivot</w:t>
-            </w:r>
-            <w:proofErr w:type="gramEnd"/>
-            <w:r>
-              <w:t xml:space="preserve"> tables, scenario analysis, </w:t>
+              <w:t xml:space="preserve">Data cleaning, pivot tables, scenario analysis, </w:t>
             </w:r>
             <w:r>
               <w:t xml:space="preserve">and </w:t>
@@ -664,13 +656,8 @@
             <w:tcW w:w="918" w:type="dxa"/>
           </w:tcPr>
           <w:p>
-            <w:proofErr w:type="spellStart"/>
-            <w:r>
-              <w:t>Lucidchart</w:t>
-            </w:r>
-            <w:proofErr w:type="spellEnd"/>
-            <w:r>
-              <w:t xml:space="preserve"> / Miro</w:t>
+            <w:r>
+              <w:t>Lucidchart / Miro</w:t>
             </w:r>
           </w:p>
         </w:tc>
@@ -710,13 +697,8 @@
             <w:tcW w:w="2430" w:type="dxa"/>
           </w:tcPr>
           <w:p>
-            <w:proofErr w:type="spellStart"/>
-            <w:r>
-              <w:t>Lucidchart</w:t>
-            </w:r>
-            <w:proofErr w:type="spellEnd"/>
-            <w:r>
-              <w:t xml:space="preserve"> for BA</w:t>
+            <w:r>
+              <w:t>Lucidchart for BA</w:t>
             </w:r>
           </w:p>
         </w:tc>
@@ -725,13 +707,8 @@
             <w:tcW w:w="1278" w:type="dxa"/>
           </w:tcPr>
           <w:p>
-            <w:proofErr w:type="spellStart"/>
-            <w:r>
-              <w:t>Lucidchart</w:t>
-            </w:r>
-            <w:proofErr w:type="spellEnd"/>
-            <w:r>
-              <w:t xml:space="preserve"> Docs</w:t>
+            <w:r>
+              <w:t>Lucidchart Docs</w:t>
             </w:r>
           </w:p>
         </w:tc>
@@ -867,16 +844,6 @@
         </w:tc>
       </w:tr>
     </w:tbl>
-    <w:p>
-      <w:pPr>
-        <w:pStyle w:val="Heading1"/>
-      </w:pPr>
-    </w:p>
-    <w:p>
-      <w:pPr>
-        <w:pStyle w:val="Heading1"/>
-      </w:pPr>
-    </w:p>
     <w:p>
       <w:pPr>
         <w:pStyle w:val="Heading1"/>
@@ -895,7 +862,6 @@
         <w:pStyle w:val="Heading2"/>
       </w:pPr>
       <w:r>
-        <w:lastRenderedPageBreak/>
         <w:t>Week 1 – BA Foundations &amp; Documentation Tools</w:t>
       </w:r>
     </w:p>
@@ -999,7 +965,11 @@
           </w:tcPr>
           <w:p>
             <w:r>
-              <w:t>Business Analysis Fundamentals</w:t>
+              <w:t xml:space="preserve">Business Analysis </w:t>
+            </w:r>
+            <w:r>
+              <w:lastRenderedPageBreak/>
+              <w:t>Fundamentals</w:t>
             </w:r>
           </w:p>
         </w:tc>
@@ -1009,7 +979,12 @@
           </w:tcPr>
           <w:p>
             <w:r>
-              <w:t>Business Analysis Foundations (LinkedIn)</w:t>
+              <w:lastRenderedPageBreak/>
+              <w:t xml:space="preserve">Business Analysis </w:t>
+            </w:r>
+            <w:r>
+              <w:lastRenderedPageBreak/>
+              <w:t>Foundations (LinkedIn)</w:t>
             </w:r>
           </w:p>
         </w:tc>
@@ -1019,13 +994,9 @@
           </w:tcPr>
           <w:p>
             <w:r>
-              <w:t xml:space="preserve">4 </w:t>
-            </w:r>
-            <w:proofErr w:type="spellStart"/>
-            <w:r>
-              <w:t>hrs</w:t>
-            </w:r>
-            <w:proofErr w:type="spellEnd"/>
+              <w:lastRenderedPageBreak/>
+              <w:t>4 hrs</w:t>
+            </w:r>
           </w:p>
         </w:tc>
         <w:tc>
@@ -1034,7 +1005,11 @@
           </w:tcPr>
           <w:p>
             <w:r>
-              <w:t>Write a short description of BA deliverables.</w:t>
+              <w:t xml:space="preserve">Write a short </w:t>
+            </w:r>
+            <w:r>
+              <w:lastRenderedPageBreak/>
+              <w:t>description of BA deliverables.</w:t>
             </w:r>
           </w:p>
         </w:tc>
@@ -1044,16 +1019,12 @@
           </w:tcPr>
           <w:p>
             <w:r>
+              <w:lastRenderedPageBreak/>
               <w:t>2</w:t>
             </w:r>
             <w:r>
-              <w:t xml:space="preserve"> </w:t>
-            </w:r>
-            <w:proofErr w:type="spellStart"/>
-            <w:r>
-              <w:t>hrs</w:t>
-            </w:r>
-            <w:proofErr w:type="spellEnd"/>
+              <w:t xml:space="preserve"> hrs</w:t>
+            </w:r>
           </w:p>
         </w:tc>
       </w:tr>
@@ -1094,13 +1065,8 @@
           </w:tcPr>
           <w:p>
             <w:r>
-              <w:t xml:space="preserve">4 </w:t>
-            </w:r>
-            <w:proofErr w:type="spellStart"/>
-            <w:r>
-              <w:t>hrs</w:t>
-            </w:r>
-            <w:proofErr w:type="spellEnd"/>
+              <w:t>4 hrs</w:t>
+            </w:r>
           </w:p>
         </w:tc>
         <w:tc>
@@ -1122,13 +1088,8 @@
               <w:t>2</w:t>
             </w:r>
             <w:r>
-              <w:t xml:space="preserve"> </w:t>
-            </w:r>
-            <w:proofErr w:type="spellStart"/>
-            <w:r>
-              <w:t>hrs</w:t>
-            </w:r>
-            <w:proofErr w:type="spellEnd"/>
+              <w:t xml:space="preserve"> hrs</w:t>
+            </w:r>
           </w:p>
         </w:tc>
       </w:tr>
@@ -1169,13 +1130,8 @@
           </w:tcPr>
           <w:p>
             <w:r>
-              <w:t xml:space="preserve">4 </w:t>
-            </w:r>
-            <w:proofErr w:type="spellStart"/>
-            <w:r>
-              <w:t>hrs</w:t>
-            </w:r>
-            <w:proofErr w:type="spellEnd"/>
+              <w:t>4 hrs</w:t>
+            </w:r>
           </w:p>
         </w:tc>
         <w:tc>
@@ -1197,13 +1153,8 @@
               <w:t>2</w:t>
             </w:r>
             <w:r>
-              <w:t xml:space="preserve"> </w:t>
-            </w:r>
-            <w:proofErr w:type="spellStart"/>
-            <w:r>
-              <w:t>hrs</w:t>
-            </w:r>
-            <w:proofErr w:type="spellEnd"/>
+              <w:t xml:space="preserve"> hrs</w:t>
+            </w:r>
           </w:p>
         </w:tc>
       </w:tr>
@@ -1244,13 +1195,8 @@
           </w:tcPr>
           <w:p>
             <w:r>
-              <w:t xml:space="preserve">4 </w:t>
-            </w:r>
-            <w:proofErr w:type="spellStart"/>
-            <w:r>
-              <w:t>hrs</w:t>
-            </w:r>
-            <w:proofErr w:type="spellEnd"/>
+              <w:t>4 hrs</w:t>
+            </w:r>
           </w:p>
         </w:tc>
         <w:tc>
@@ -1272,13 +1218,8 @@
               <w:t>2</w:t>
             </w:r>
             <w:r>
-              <w:t xml:space="preserve"> </w:t>
-            </w:r>
-            <w:proofErr w:type="spellStart"/>
-            <w:r>
-              <w:t>hrs</w:t>
-            </w:r>
-            <w:proofErr w:type="spellEnd"/>
+              <w:t xml:space="preserve"> hrs</w:t>
+            </w:r>
           </w:p>
         </w:tc>
       </w:tr>
@@ -1319,13 +1260,8 @@
           </w:tcPr>
           <w:p>
             <w:r>
-              <w:t xml:space="preserve">4 </w:t>
-            </w:r>
-            <w:proofErr w:type="spellStart"/>
-            <w:r>
-              <w:t>hrs</w:t>
-            </w:r>
-            <w:proofErr w:type="spellEnd"/>
+              <w:t>4 hrs</w:t>
+            </w:r>
           </w:p>
         </w:tc>
         <w:tc>
@@ -1347,13 +1283,8 @@
               <w:t>2</w:t>
             </w:r>
             <w:r>
-              <w:t xml:space="preserve"> </w:t>
-            </w:r>
-            <w:proofErr w:type="spellStart"/>
-            <w:r>
-              <w:t>hrs</w:t>
-            </w:r>
-            <w:proofErr w:type="spellEnd"/>
+              <w:t xml:space="preserve"> hrs</w:t>
+            </w:r>
           </w:p>
         </w:tc>
       </w:tr>
@@ -1491,13 +1422,8 @@
           </w:tcPr>
           <w:p>
             <w:r>
-              <w:t xml:space="preserve">4 </w:t>
-            </w:r>
-            <w:proofErr w:type="spellStart"/>
-            <w:r>
-              <w:t>hrs</w:t>
-            </w:r>
-            <w:proofErr w:type="spellEnd"/>
+              <w:t>4 hrs</w:t>
+            </w:r>
           </w:p>
         </w:tc>
         <w:tc>
@@ -1525,13 +1451,8 @@
               <w:t>2</w:t>
             </w:r>
             <w:r>
-              <w:t xml:space="preserve"> </w:t>
-            </w:r>
-            <w:proofErr w:type="spellStart"/>
-            <w:r>
-              <w:t>hrs</w:t>
-            </w:r>
-            <w:proofErr w:type="spellEnd"/>
+              <w:t xml:space="preserve"> hrs</w:t>
+            </w:r>
           </w:p>
         </w:tc>
       </w:tr>
@@ -1572,13 +1493,8 @@
           </w:tcPr>
           <w:p>
             <w:r>
-              <w:t xml:space="preserve">4 </w:t>
-            </w:r>
-            <w:proofErr w:type="spellStart"/>
-            <w:r>
-              <w:t>hrs</w:t>
-            </w:r>
-            <w:proofErr w:type="spellEnd"/>
+              <w:t>4 hrs</w:t>
+            </w:r>
           </w:p>
         </w:tc>
         <w:tc>
@@ -1600,13 +1516,8 @@
               <w:t>2</w:t>
             </w:r>
             <w:r>
-              <w:t xml:space="preserve"> </w:t>
-            </w:r>
-            <w:proofErr w:type="spellStart"/>
-            <w:r>
-              <w:t>hrs</w:t>
-            </w:r>
-            <w:proofErr w:type="spellEnd"/>
+              <w:t xml:space="preserve"> hrs</w:t>
+            </w:r>
           </w:p>
         </w:tc>
       </w:tr>
@@ -1617,7 +1528,6 @@
           </w:tcPr>
           <w:p>
             <w:r>
-              <w:lastRenderedPageBreak/>
               <w:t>Day 8</w:t>
             </w:r>
           </w:p>
@@ -1648,13 +1558,8 @@
           </w:tcPr>
           <w:p>
             <w:r>
-              <w:t xml:space="preserve">4 </w:t>
-            </w:r>
-            <w:proofErr w:type="spellStart"/>
-            <w:r>
-              <w:t>hrs</w:t>
-            </w:r>
-            <w:proofErr w:type="spellEnd"/>
+              <w:t>4 hrs</w:t>
+            </w:r>
           </w:p>
         </w:tc>
         <w:tc>
@@ -1676,13 +1581,8 @@
               <w:t>2</w:t>
             </w:r>
             <w:r>
-              <w:t xml:space="preserve"> </w:t>
-            </w:r>
-            <w:proofErr w:type="spellStart"/>
-            <w:r>
-              <w:t>hrs</w:t>
-            </w:r>
-            <w:proofErr w:type="spellEnd"/>
+              <w:t xml:space="preserve"> hrs</w:t>
+            </w:r>
           </w:p>
         </w:tc>
       </w:tr>
@@ -1723,13 +1623,8 @@
           </w:tcPr>
           <w:p>
             <w:r>
-              <w:t xml:space="preserve">4 </w:t>
-            </w:r>
-            <w:proofErr w:type="spellStart"/>
-            <w:r>
-              <w:t>hrs</w:t>
-            </w:r>
-            <w:proofErr w:type="spellEnd"/>
+              <w:t>4 hrs</w:t>
+            </w:r>
           </w:p>
         </w:tc>
         <w:tc>
@@ -1751,13 +1646,8 @@
               <w:t>2</w:t>
             </w:r>
             <w:r>
-              <w:t xml:space="preserve"> </w:t>
-            </w:r>
-            <w:proofErr w:type="spellStart"/>
-            <w:r>
-              <w:t>hrs</w:t>
-            </w:r>
-            <w:proofErr w:type="spellEnd"/>
+              <w:t xml:space="preserve"> hrs</w:t>
+            </w:r>
           </w:p>
         </w:tc>
       </w:tr>
@@ -1768,6 +1658,7 @@
           </w:tcPr>
           <w:p>
             <w:r>
+              <w:lastRenderedPageBreak/>
               <w:t>Day 10</w:t>
             </w:r>
           </w:p>
@@ -1798,13 +1689,8 @@
           </w:tcPr>
           <w:p>
             <w:r>
-              <w:t xml:space="preserve">4 </w:t>
-            </w:r>
-            <w:proofErr w:type="spellStart"/>
-            <w:r>
-              <w:t>hrs</w:t>
-            </w:r>
-            <w:proofErr w:type="spellEnd"/>
+              <w:t>4 hrs</w:t>
+            </w:r>
           </w:p>
         </w:tc>
         <w:tc>
@@ -1826,13 +1712,8 @@
               <w:t>2</w:t>
             </w:r>
             <w:r>
-              <w:t xml:space="preserve"> </w:t>
-            </w:r>
-            <w:proofErr w:type="spellStart"/>
-            <w:r>
-              <w:t>hrs</w:t>
-            </w:r>
-            <w:proofErr w:type="spellEnd"/>
+              <w:t xml:space="preserve"> hrs</w:t>
+            </w:r>
           </w:p>
         </w:tc>
       </w:tr>
@@ -1965,13 +1846,8 @@
           </w:tcPr>
           <w:p>
             <w:r>
-              <w:t xml:space="preserve">4 </w:t>
-            </w:r>
-            <w:proofErr w:type="spellStart"/>
-            <w:r>
-              <w:t>hrs</w:t>
-            </w:r>
-            <w:proofErr w:type="spellEnd"/>
+              <w:t>4 hrs</w:t>
+            </w:r>
           </w:p>
         </w:tc>
         <w:tc>
@@ -1993,13 +1869,8 @@
               <w:t>2</w:t>
             </w:r>
             <w:r>
-              <w:t xml:space="preserve"> </w:t>
-            </w:r>
-            <w:proofErr w:type="spellStart"/>
-            <w:r>
-              <w:t>hrs</w:t>
-            </w:r>
-            <w:proofErr w:type="spellEnd"/>
+              <w:t xml:space="preserve"> hrs</w:t>
+            </w:r>
           </w:p>
         </w:tc>
       </w:tr>
@@ -2040,13 +1911,8 @@
           </w:tcPr>
           <w:p>
             <w:r>
-              <w:t xml:space="preserve">4 </w:t>
-            </w:r>
-            <w:proofErr w:type="spellStart"/>
-            <w:r>
-              <w:t>hrs</w:t>
-            </w:r>
-            <w:proofErr w:type="spellEnd"/>
+              <w:t>4 hrs</w:t>
+            </w:r>
           </w:p>
         </w:tc>
         <w:tc>
@@ -2068,13 +1934,8 @@
               <w:t>2</w:t>
             </w:r>
             <w:r>
-              <w:t xml:space="preserve"> </w:t>
-            </w:r>
-            <w:proofErr w:type="spellStart"/>
-            <w:r>
-              <w:t>hrs</w:t>
-            </w:r>
-            <w:proofErr w:type="spellEnd"/>
+              <w:t xml:space="preserve"> hrs</w:t>
+            </w:r>
           </w:p>
         </w:tc>
       </w:tr>
@@ -2115,13 +1976,8 @@
           </w:tcPr>
           <w:p>
             <w:r>
-              <w:t xml:space="preserve">4 </w:t>
-            </w:r>
-            <w:proofErr w:type="spellStart"/>
-            <w:r>
-              <w:t>hrs</w:t>
-            </w:r>
-            <w:proofErr w:type="spellEnd"/>
+              <w:t>4 hrs</w:t>
+            </w:r>
           </w:p>
         </w:tc>
         <w:tc>
@@ -2143,13 +1999,8 @@
               <w:t>2</w:t>
             </w:r>
             <w:r>
-              <w:t xml:space="preserve"> </w:t>
-            </w:r>
-            <w:proofErr w:type="spellStart"/>
-            <w:r>
-              <w:t>hrs</w:t>
-            </w:r>
-            <w:proofErr w:type="spellEnd"/>
+              <w:t xml:space="preserve"> hrs</w:t>
+            </w:r>
           </w:p>
         </w:tc>
       </w:tr>
@@ -2190,13 +2041,8 @@
           </w:tcPr>
           <w:p>
             <w:r>
-              <w:t xml:space="preserve">4 </w:t>
-            </w:r>
-            <w:proofErr w:type="spellStart"/>
-            <w:r>
-              <w:t>hrs</w:t>
-            </w:r>
-            <w:proofErr w:type="spellEnd"/>
+              <w:t>4 hrs</w:t>
+            </w:r>
           </w:p>
         </w:tc>
         <w:tc>
@@ -2218,13 +2064,8 @@
               <w:t>2</w:t>
             </w:r>
             <w:r>
-              <w:t xml:space="preserve"> </w:t>
-            </w:r>
-            <w:proofErr w:type="spellStart"/>
-            <w:r>
-              <w:t>hrs</w:t>
-            </w:r>
-            <w:proofErr w:type="spellEnd"/>
+              <w:t xml:space="preserve"> hrs</w:t>
+            </w:r>
           </w:p>
         </w:tc>
       </w:tr>
@@ -2265,13 +2106,8 @@
           </w:tcPr>
           <w:p>
             <w:r>
-              <w:t xml:space="preserve">4 </w:t>
-            </w:r>
-            <w:proofErr w:type="spellStart"/>
-            <w:r>
-              <w:t>hrs</w:t>
-            </w:r>
-            <w:proofErr w:type="spellEnd"/>
+              <w:t>4 hrs</w:t>
+            </w:r>
           </w:p>
         </w:tc>
         <w:tc>
@@ -2293,13 +2129,8 @@
               <w:t>2</w:t>
             </w:r>
             <w:r>
-              <w:t xml:space="preserve"> </w:t>
-            </w:r>
-            <w:proofErr w:type="spellStart"/>
-            <w:r>
-              <w:t>hrs</w:t>
-            </w:r>
-            <w:proofErr w:type="spellEnd"/>
+              <w:t xml:space="preserve"> hrs</w:t>
+            </w:r>
           </w:p>
         </w:tc>
       </w:tr>
@@ -2412,11 +2243,7 @@
           </w:tcPr>
           <w:p>
             <w:r>
-              <w:t xml:space="preserve">AI Tools for </w:t>
-            </w:r>
-            <w:r>
-              <w:lastRenderedPageBreak/>
-              <w:t>BA</w:t>
+              <w:t>AI Tools for BA</w:t>
             </w:r>
           </w:p>
         </w:tc>
@@ -2426,12 +2253,7 @@
           </w:tcPr>
           <w:p>
             <w:r>
-              <w:lastRenderedPageBreak/>
-              <w:t xml:space="preserve">AI Essentials </w:t>
-            </w:r>
-            <w:r>
-              <w:lastRenderedPageBreak/>
-              <w:t>(LinkedIn)</w:t>
+              <w:t>AI Essentials (LinkedIn)</w:t>
             </w:r>
           </w:p>
         </w:tc>
@@ -2441,14 +2263,8 @@
           </w:tcPr>
           <w:p>
             <w:r>
-              <w:lastRenderedPageBreak/>
-              <w:t xml:space="preserve">4 </w:t>
-            </w:r>
-            <w:proofErr w:type="spellStart"/>
-            <w:r>
-              <w:t>hrs</w:t>
-            </w:r>
-            <w:proofErr w:type="spellEnd"/>
+              <w:t>4 hrs</w:t>
+            </w:r>
           </w:p>
         </w:tc>
         <w:tc>
@@ -2457,11 +2273,7 @@
           </w:tcPr>
           <w:p>
             <w:r>
-              <w:t xml:space="preserve">Try prompts for </w:t>
-            </w:r>
-            <w:r>
-              <w:lastRenderedPageBreak/>
-              <w:t>requirement gathering.</w:t>
+              <w:t>Try prompts for requirement gathering.</w:t>
             </w:r>
           </w:p>
         </w:tc>
@@ -2471,17 +2283,11 @@
           </w:tcPr>
           <w:p>
             <w:r>
-              <w:lastRenderedPageBreak/>
               <w:t>2</w:t>
             </w:r>
             <w:r>
-              <w:t xml:space="preserve"> </w:t>
-            </w:r>
-            <w:proofErr w:type="spellStart"/>
-            <w:r>
-              <w:t>hrs</w:t>
-            </w:r>
-            <w:proofErr w:type="spellEnd"/>
+              <w:t xml:space="preserve"> hrs</w:t>
+            </w:r>
           </w:p>
         </w:tc>
       </w:tr>
@@ -2522,13 +2328,8 @@
           </w:tcPr>
           <w:p>
             <w:r>
-              <w:t xml:space="preserve">4 </w:t>
-            </w:r>
-            <w:proofErr w:type="spellStart"/>
-            <w:r>
-              <w:t>hrs</w:t>
-            </w:r>
-            <w:proofErr w:type="spellEnd"/>
+              <w:t>4 hrs</w:t>
+            </w:r>
           </w:p>
         </w:tc>
         <w:tc>
@@ -2550,13 +2351,8 @@
               <w:t>2</w:t>
             </w:r>
             <w:r>
-              <w:t xml:space="preserve"> </w:t>
-            </w:r>
-            <w:proofErr w:type="spellStart"/>
-            <w:r>
-              <w:t>hrs</w:t>
-            </w:r>
-            <w:proofErr w:type="spellEnd"/>
+              <w:t xml:space="preserve"> hrs</w:t>
+            </w:r>
           </w:p>
         </w:tc>
       </w:tr>
@@ -2567,6 +2363,7 @@
           </w:tcPr>
           <w:p>
             <w:r>
+              <w:lastRenderedPageBreak/>
               <w:t>Day 18</w:t>
             </w:r>
           </w:p>
@@ -2597,13 +2394,8 @@
           </w:tcPr>
           <w:p>
             <w:r>
-              <w:t xml:space="preserve">4 </w:t>
-            </w:r>
-            <w:proofErr w:type="spellStart"/>
-            <w:r>
-              <w:t>hrs</w:t>
-            </w:r>
-            <w:proofErr w:type="spellEnd"/>
+              <w:t>4 hrs</w:t>
+            </w:r>
           </w:p>
         </w:tc>
         <w:tc>
@@ -2625,13 +2417,8 @@
               <w:t>2</w:t>
             </w:r>
             <w:r>
-              <w:t xml:space="preserve"> </w:t>
-            </w:r>
-            <w:proofErr w:type="spellStart"/>
-            <w:r>
-              <w:t>hrs</w:t>
-            </w:r>
-            <w:proofErr w:type="spellEnd"/>
+              <w:t xml:space="preserve"> hrs</w:t>
+            </w:r>
           </w:p>
         </w:tc>
       </w:tr>
@@ -2672,13 +2459,8 @@
           </w:tcPr>
           <w:p>
             <w:r>
-              <w:t xml:space="preserve">4 </w:t>
-            </w:r>
-            <w:proofErr w:type="spellStart"/>
-            <w:r>
-              <w:t>hrs</w:t>
-            </w:r>
-            <w:proofErr w:type="spellEnd"/>
+              <w:t>4 hrs</w:t>
+            </w:r>
           </w:p>
         </w:tc>
         <w:tc>
@@ -2700,13 +2482,8 @@
               <w:t>2</w:t>
             </w:r>
             <w:r>
-              <w:t xml:space="preserve"> </w:t>
-            </w:r>
-            <w:proofErr w:type="spellStart"/>
-            <w:r>
-              <w:t>hrs</w:t>
-            </w:r>
-            <w:proofErr w:type="spellEnd"/>
+              <w:t xml:space="preserve"> hrs</w:t>
+            </w:r>
           </w:p>
         </w:tc>
       </w:tr>
@@ -2747,13 +2524,8 @@
           </w:tcPr>
           <w:p>
             <w:r>
-              <w:t xml:space="preserve">4 </w:t>
-            </w:r>
-            <w:proofErr w:type="spellStart"/>
-            <w:r>
-              <w:t>hrs</w:t>
-            </w:r>
-            <w:proofErr w:type="spellEnd"/>
+              <w:t>4 hrs</w:t>
+            </w:r>
           </w:p>
         </w:tc>
         <w:tc>
@@ -2775,13 +2547,8 @@
               <w:t>2</w:t>
             </w:r>
             <w:r>
-              <w:t xml:space="preserve"> </w:t>
-            </w:r>
-            <w:proofErr w:type="spellStart"/>
-            <w:r>
-              <w:t>hrs</w:t>
-            </w:r>
-            <w:proofErr w:type="spellEnd"/>
+              <w:t xml:space="preserve"> hrs</w:t>
+            </w:r>
           </w:p>
         </w:tc>
       </w:tr>
